--- a/GOA_GroundfishCondition_2025.docx
+++ b/GOA_GroundfishCondition_2025.docx
@@ -92,6 +92,17 @@
       <w:r>
         <w:t xml:space="preserve"> </w:t>
       </w:r>
+      <w:hyperlink r:id="rId20">
+        <w:r>
+          <w:rPr>
+            <w:rStyle w:val="Hyperlink"/>
+          </w:rPr>
+          <w:t xml:space="preserve">bianca.prohaska@noaa.gov</w:t>
+        </w:r>
+      </w:hyperlink>
+      <w:r>
+        <w:t xml:space="preserve"> </w:t>
+      </w:r>
       <w:r>
         <w:rPr>
           <w:bCs/>
@@ -163,18 +174,18 @@
           <wp:inline>
             <wp:extent cx="5334000" cy="1892020"/>
             <wp:effectExtent b="0" l="0" r="0" t="0"/>
-            <wp:docPr descr="Figure 1. National Marine Fisheries Service (NMFS) Alaska Fisheries Science Center Resource Assessment and Conservation Engineering (AFSC/RACE) Groundfish Assessment Program (GAP) Gulf of Alaska summer bottom trawl survey area with NMFS Statistical Reporting Areas demarcated." title="" id="21" name="Picture"/>
+            <wp:docPr descr="Figure 1. National Marine Fisheries Service (NMFS) Alaska Fisheries Science Center Resource Assessment and Conservation Engineering (AFSC/RACE) Groundfish Assessment Program (GAP) Gulf of Alaska summer bottom trawl survey area with NMFS Statistical Reporting Areas demarcated." title="" id="22" name="Picture"/>
             <a:graphic>
               <a:graphicData uri="http://schemas.openxmlformats.org/drawingml/2006/picture">
                 <pic:pic>
                   <pic:nvPicPr>
-                    <pic:cNvPr descr="plots/GOA/GOA_survey_area.png" id="22" name="Picture"/>
+                    <pic:cNvPr descr="plots/GOA/GOA_survey_area.png" id="23" name="Picture"/>
                     <pic:cNvPicPr>
                       <a:picLocks noChangeArrowheads="1" noChangeAspect="1"/>
                     </pic:cNvPicPr>
                   </pic:nvPicPr>
                   <pic:blipFill>
-                    <a:blip r:embed="rId20"/>
+                    <a:blip r:embed="rId21"/>
                     <a:stretch>
                       <a:fillRect/>
                     </a:stretch>
@@ -344,7 +355,7 @@
         <w:t xml:space="preserve">Glyptocephalus zachirus</w:t>
       </w:r>
       <w:r>
-        <w:t xml:space="preserve">) collected in trawls with satisfactory performance at standard survey stations. Data were combined by the NMFS Statistical Reporting Areas; Shumagin (610), Chirikof (620), Kodiak (630), West Yakutat (640) and Southeast Outside (650) (Figure 1).</w:t>
+        <w:t xml:space="preserve">). All species were collected in trawls with satisfactory performance at standard survey stations. Data were combined by the NMFS Statistical Reporting Areas; Shumagin (610), Chirikof (620), Kodiak (630), West Yakutat (640) and Southeast Outside (650) (Figure 1).</w:t>
       </w:r>
     </w:p>
     <w:p>
@@ -421,7 +432,7 @@
         <w:t xml:space="preserve"> </w:t>
       </w:r>
       <w:r>
-        <w:t xml:space="preserve">is fork length (mm) for all areas for the period 1990–2025. Unique unique intercepts and (</w:t>
+        <w:t xml:space="preserve">is fork length (mm) for all areas for the period 1990–2025. Unique intercepts (</w:t>
       </w:r>
       <w:r>
         <w:rPr>
@@ -441,7 +452,7 @@
         <w:t xml:space="preserve">b</w:t>
       </w:r>
       <w:r>
-        <w:t xml:space="preserve">) were estimated for each survey stratum, sex, and interaction between stratum and sex to account for sexual dimorphism and spatial-temporal variation in growth and bottom trawl survey sampling. Length-weight relationships for 100–250 mm fork length walleye pollock (corresponding with ages 1–2 years) were calculated separately from adult walleye pollock (&gt; 250 mm). Residuals for individual fish were obtained by subtracting observed weights from bias-corrected weights-at-length that were estimated from regression models. Individual length-weight residuals were aggregated and averaged for each stratum, weighted based on the proportion to total biomass in each stratum from area-swept expansion of bottom-trawl survey catch per unit effort (CPUE; i.e., design-based stratum biomass estimates). Variation in fish condition was evaluated by comparing average length-weight residuals among years. To minimize the influence of unrepresentative samples on indicator calculations, combinations of species, stratum, and year with a sample size &lt; 10 were used to fit length-weight regressions but were excluded from calculating length-weight residuals. Morphometric condition indicator time series, code for calculating the indicators, and figures showing results for individual species are available through the</w:t>
+        <w:t xml:space="preserve">) were estimated for each species, survey stratum, sex, and interaction between stratum and sex to account for sexual dimorphism and spatial-temporal variation in growth and bottom trawl survey sampling. Length-weight relationships for 100–250 mm fork length walleye pollock (corresponding with ages 1–2 years) were calculated separately from adult walleye pollock (&gt; 250 mm). Residuals for individual fish were obtained by subtracting observed weights from bias-corrected weights-at-length that were estimated from regression models. Length-weight residuals from each stratum were aggregated and weighted proportionally to total biomass in each stratum from area-swept expansion of mean bottom-trawl survey catch per unit effort (CPUE; i.e., design-based stratum biomass estimates). Variation in fish condition was evaluated by comparing average length-weight residuals among years. To minimize the influence of unrepresentative samples on indicator calculations, combinations of species, stratum, and year with a sample size &lt; 10 were used to fit length-weight regressions but were excluded from calculating length-weight residuals. Morphometric condition indicator time series, code for calculating the indicators, and figures showing results for individual species are available through the</w:t>
       </w:r>
       <w:r>
         <w:t xml:space="preserve"> </w:t>
@@ -459,7 +470,7 @@
       <w:r>
         <w:t xml:space="preserve">R package and GitHub repository (</w:t>
       </w:r>
-      <w:hyperlink r:id="rId23">
+      <w:hyperlink r:id="rId24">
         <w:r>
           <w:rPr>
             <w:rStyle w:val="Hyperlink"/>
@@ -483,7 +494,7 @@
         <w:t xml:space="preserve">Status and Trends</w:t>
       </w:r>
       <w:r>
-        <w:t xml:space="preserve">: Fish condition, indicated by length-weight residuals, has varied over time for all species examined in the GOA (Figures 2 A &amp; B). Fish condition in nine of the fourteen species investigated in 2025 was relatively similar to the values observed in 2023 (adult walleye pollock (≥250 mm), small walleye pollock (100-250 mm), Pacific cod, Pacific ocean perch, northern rockfish, dusky rockfish, arrowtooth flounder, northern rock sole, Dover sole). Condition increased in rougheye rockfish, which has been on the rise since 2021. In the remaining species, blackspotted rockfish, flathead sole, southern rock sole and rex sole, fish condition declined compared to the values observed in 2023. Shortraker rockfish and sharpchin rockfish length-weight samples were not collected in 2025, but both had shown a decline in recent years. The average fish condition of the fourteen species examined in 2025 was generally negative, with average condition for most species falling below the 1990-2025 time series mean. The exceptions were rougheye rockfish, whose mean condition was above the time series mean, and arrowtooth flounder, whose mean condition was roughly the same as the time series mean.</w:t>
+        <w:t xml:space="preserve">: Fish condition, indicated by length-weight residuals, has varied over time for all species examined in the GOA (Figures 2 A &amp; B). Fish condition in nine of the fourteen species investigated in 2025 (adult walleye pollock (≥250 mm), small walleye pollock (100-250 mm), Pacific cod, Pacific ocean perch, northern rockfish, dusky rockfish, arrowtooth flounder, northern rock sole, and Dover sole) was similar to the values observed in 2023. Condition increased in rougheye rockfish, continuing a trend observed since 2021. Fish condition declined for blackspotted rockfish, flathead sole, southern rock sole and rex sole, compared to the values observed in 2023. Shortraker rockfish and sharpchin rockfish length-weight samples were not collected in 2025, but both had shown a decline in recent years. The average fish condition of the fourteen species examined in 2025 was generally negative, with average condition for most species falling below the 1990-2025 time series mean. The exceptions were rougheye rockfish, whose mean condition was above the time series mean, and arrowtooth flounder, whose mean condition was roughly the same as the time series mean.</w:t>
       </w:r>
     </w:p>
     <w:p>
@@ -495,18 +506,18 @@
           <wp:inline>
             <wp:extent cx="5334000" cy="6223000"/>
             <wp:effectExtent b="0" l="0" r="0" t="0"/>
-            <wp:docPr descr="Figure 2A. Biomass-weighted residual body condition index across survey years (1990-2025) for sixteen Gulf of Alaska groundfish species collected on the National Marine Fisheries Service (NMFS) Alaska Fisheries Science Center Resource Assessment and Conservation Engineering (AFSC/RACE) Groundfish Assessment Program (GAP) standard summer bottom trawl survey. Filled bars denote weighted length-weight residuals, error bars denote two standard errors. Horizontal lines denote the time series mean (solid) and one (dashed) and two (dotted) standard deviations from the mean." title="" id="25" name="Picture"/>
+            <wp:docPr descr="Figure 2A. Biomass-weighted residual body condition index across survey years (1990-2025) for sixteen Gulf of Alaska groundfish species collected on the National Marine Fisheries Service (NMFS) Alaska Fisheries Science Center Resource Assessment and Conservation Engineering (AFSC/RACE) Groundfish Assessment Program (GAP) standard summer bottom trawl survey. Filled bars denote weighted length-weight residuals, error bars denote two standard errors. Horizontal lines denote the time series mean (solid) and one (dashed) and two (dotted) standard deviations from the mean." title="" id="26" name="Picture"/>
             <a:graphic>
               <a:graphicData uri="http://schemas.openxmlformats.org/drawingml/2006/picture">
                 <pic:pic>
                   <pic:nvPicPr>
-                    <pic:cNvPr descr="GOA_GroundfishCondition_2025_files/figure-docx/figure%202a%20grid-1.png" id="26" name="Picture"/>
+                    <pic:cNvPr descr="GOA_GroundfishCondition_2025_files/figure-docx/figure%202a%20grid-1.png" id="27" name="Picture"/>
                     <pic:cNvPicPr>
                       <a:picLocks noChangeArrowheads="1" noChangeAspect="1"/>
                     </pic:cNvPicPr>
                   </pic:nvPicPr>
                   <pic:blipFill>
-                    <a:blip r:embed="rId24"/>
+                    <a:blip r:embed="rId25"/>
                     <a:stretch>
                       <a:fillRect/>
                     </a:stretch>
@@ -550,18 +561,18 @@
           <wp:inline>
             <wp:extent cx="5334000" cy="6223000"/>
             <wp:effectExtent b="0" l="0" r="0" t="0"/>
-            <wp:docPr descr="Figure 2B. Biomass-weighted residual body condition index across survey years (1990-2025) for sixteen Gulf of Alaska groundfish species collected on the National Marine Fisheries Service (NMFS) Alaska Fisheries Science Center Resource Assessment and Conservation Engineering (AFSC/RACE) Groundfish Assessment Program (GAP) standard summer bottom trawl survey. Filled bars denote weighted length-weight residuals, error bars denote two standard errors. Horizontal lines denote the time series mean (solid) and one (dashed) and two (dotted) standard deviations from the mean." title="" id="28" name="Picture"/>
+            <wp:docPr descr="Figure 2B. Biomass-weighted residual body condition index across survey years (1990-2025) for sixteen Gulf of Alaska groundfish species collected on the National Marine Fisheries Service (NMFS) Alaska Fisheries Science Center Resource Assessment and Conservation Engineering (AFSC/RACE) Groundfish Assessment Program (GAP) standard summer bottom trawl survey. Filled bars denote weighted length-weight residuals, error bars denote two standard errors. Horizontal lines denote the time series mean (solid) and one (dashed) and two (dotted) standard deviations from the mean." title="" id="29" name="Picture"/>
             <a:graphic>
               <a:graphicData uri="http://schemas.openxmlformats.org/drawingml/2006/picture">
                 <pic:pic>
                   <pic:nvPicPr>
-                    <pic:cNvPr descr="GOA_GroundfishCondition_2025_files/figure-docx/figure%202b%20grid-1.png" id="29" name="Picture"/>
+                    <pic:cNvPr descr="GOA_GroundfishCondition_2025_files/figure-docx/figure%202b%20grid-1.png" id="30" name="Picture"/>
                     <pic:cNvPicPr>
                       <a:picLocks noChangeArrowheads="1" noChangeAspect="1"/>
                     </pic:cNvPicPr>
                   </pic:nvPicPr>
                   <pic:blipFill>
-                    <a:blip r:embed="rId27"/>
+                    <a:blip r:embed="rId28"/>
                     <a:stretch>
                       <a:fillRect/>
                     </a:stretch>
@@ -613,18 +624,18 @@
           <wp:inline>
             <wp:extent cx="5334000" cy="6223000"/>
             <wp:effectExtent b="0" l="0" r="0" t="0"/>
-            <wp:docPr descr="Figure 3A. Residual body condition index for sixteen Gulf of Alaska groundfish species collected on the National Marine Fisheries Service (NMFS) Alaska Fisheries Science Center Resource Assessment and Conservation Engineering (AFSC/RACE) Groundfish Assessment Program (GAP) standard summer bottom trawl survey (1990–2025) grouped by NMFS Statistical Reporting Area." title="" id="31" name="Picture"/>
+            <wp:docPr descr="Figure 3A. Residual body condition index for sixteen Gulf of Alaska groundfish species collected on the National Marine Fisheries Service (NMFS) Alaska Fisheries Science Center Resource Assessment and Conservation Engineering (AFSC/RACE) Groundfish Assessment Program (GAP) standard summer bottom trawl survey (1990–2025) grouped by NMFS Statistical Reporting Area." title="" id="32" name="Picture"/>
             <a:graphic>
               <a:graphicData uri="http://schemas.openxmlformats.org/drawingml/2006/picture">
                 <pic:pic>
                   <pic:nvPicPr>
-                    <pic:cNvPr descr="GOA_GroundfishCondition_2025_files/figure-docx/figure%203a%20grid-1.png" id="32" name="Picture"/>
+                    <pic:cNvPr descr="GOA_GroundfishCondition_2025_files/figure-docx/figure%203a%20grid-1.png" id="33" name="Picture"/>
                     <pic:cNvPicPr>
                       <a:picLocks noChangeArrowheads="1" noChangeAspect="1"/>
                     </pic:cNvPicPr>
                   </pic:nvPicPr>
                   <pic:blipFill>
-                    <a:blip r:embed="rId30"/>
+                    <a:blip r:embed="rId31"/>
                     <a:stretch>
                       <a:fillRect/>
                     </a:stretch>
@@ -668,18 +679,18 @@
           <wp:inline>
             <wp:extent cx="5334000" cy="6223000"/>
             <wp:effectExtent b="0" l="0" r="0" t="0"/>
-            <wp:docPr descr="Figure 3B. Residual body condition index for sixteen Gulf of Alaska groundfish species collected on the National Marine Fisheries Service (NMFS) Alaska Fisheries Science Center Resource Assessment and Conservation Engineering (AFSC/RACE) Groundfish Assessment Program (GAP) standard summer bottom trawl survey (1990–2025) grouped by NMFS Statistical Reporting Area." title="" id="34" name="Picture"/>
+            <wp:docPr descr="Figure 3B. Residual body condition index for sixteen Gulf of Alaska groundfish species collected on the National Marine Fisheries Service (NMFS) Alaska Fisheries Science Center Resource Assessment and Conservation Engineering (AFSC/RACE) Groundfish Assessment Program (GAP) standard summer bottom trawl survey (1990–2025) grouped by NMFS Statistical Reporting Area." title="" id="35" name="Picture"/>
             <a:graphic>
               <a:graphicData uri="http://schemas.openxmlformats.org/drawingml/2006/picture">
                 <pic:pic>
                   <pic:nvPicPr>
-                    <pic:cNvPr descr="GOA_GroundfishCondition_2025_files/figure-docx/figure%203b%20grid-1.png" id="35" name="Picture"/>
+                    <pic:cNvPr descr="GOA_GroundfishCondition_2025_files/figure-docx/figure%203b%20grid-1.png" id="36" name="Picture"/>
                     <pic:cNvPicPr>
                       <a:picLocks noChangeArrowheads="1" noChangeAspect="1"/>
                     </pic:cNvPicPr>
                   </pic:nvPicPr>
                   <pic:blipFill>
-                    <a:blip r:embed="rId33"/>
+                    <a:blip r:embed="rId34"/>
                     <a:stretch>
                       <a:fillRect/>
                     </a:stretch>
@@ -812,7 +823,7 @@
         <w:t xml:space="preserve">has been followed by subsequent years with elevated water temperatures (Oceanographic Synthesis, this year’s ESR) which may be related to changes in fish condition. As more years of fish condition data are added to the record, and as our understanding of the relationships between condition, growth, production and survival expands, we hope to gain deeper insights into the overall health of fish populations in the GOA.</w:t>
       </w:r>
     </w:p>
-    <w:bookmarkStart w:id="56" w:name="references"/>
+    <w:bookmarkStart w:id="57" w:name="references"/>
     <w:p>
       <w:pPr>
         <w:pStyle w:val="Heading2"/>
@@ -821,8 +832,8 @@
         <w:t xml:space="preserve">References</w:t>
       </w:r>
     </w:p>
-    <w:bookmarkStart w:id="55" w:name="refs"/>
-    <w:bookmarkStart w:id="37" w:name="ref-Barbeaux2020"/>
+    <w:bookmarkStart w:id="56" w:name="refs"/>
+    <w:bookmarkStart w:id="38" w:name="ref-Barbeaux2020"/>
     <w:p>
       <w:pPr>
         <w:pStyle w:val="Bibliography"/>
@@ -868,7 +879,7 @@
       <w:r>
         <w:t xml:space="preserve"> </w:t>
       </w:r>
-      <w:hyperlink r:id="rId36">
+      <w:hyperlink r:id="rId37">
         <w:r>
           <w:rPr>
             <w:rStyle w:val="Hyperlink"/>
@@ -877,8 +888,8 @@
         </w:r>
       </w:hyperlink>
     </w:p>
-    <w:bookmarkEnd w:id="37"/>
-    <w:bookmarkStart w:id="39" w:name="ref-Blackwell2000"/>
+    <w:bookmarkEnd w:id="38"/>
+    <w:bookmarkStart w:id="40" w:name="ref-Blackwell2000"/>
     <w:p>
       <w:pPr>
         <w:pStyle w:val="Bibliography"/>
@@ -924,7 +935,7 @@
       <w:r>
         <w:t xml:space="preserve"> </w:t>
       </w:r>
-      <w:hyperlink r:id="rId38">
+      <w:hyperlink r:id="rId39">
         <w:r>
           <w:rPr>
             <w:rStyle w:val="Hyperlink"/>
@@ -933,8 +944,8 @@
         </w:r>
       </w:hyperlink>
     </w:p>
-    <w:bookmarkEnd w:id="39"/>
-    <w:bookmarkStart w:id="41" w:name="ref-Bond2015"/>
+    <w:bookmarkEnd w:id="40"/>
+    <w:bookmarkStart w:id="42" w:name="ref-Bond2015"/>
     <w:p>
       <w:pPr>
         <w:pStyle w:val="Bibliography"/>
@@ -980,7 +991,7 @@
       <w:r>
         <w:t xml:space="preserve"> </w:t>
       </w:r>
-      <w:hyperlink r:id="rId40">
+      <w:hyperlink r:id="rId41">
         <w:r>
           <w:rPr>
             <w:rStyle w:val="Hyperlink"/>
@@ -989,8 +1000,8 @@
         </w:r>
       </w:hyperlink>
     </w:p>
-    <w:bookmarkEnd w:id="41"/>
-    <w:bookmarkStart w:id="42" w:name="ref-Brodeur2004"/>
+    <w:bookmarkEnd w:id="42"/>
+    <w:bookmarkStart w:id="43" w:name="ref-Brodeur2004"/>
     <w:p>
       <w:pPr>
         <w:pStyle w:val="Bibliography"/>
@@ -1034,8 +1045,8 @@
         <w:t xml:space="preserve">(1), 25–46.</w:t>
       </w:r>
     </w:p>
-    <w:bookmarkEnd w:id="42"/>
-    <w:bookmarkStart w:id="44" w:name="ref-Froese2006"/>
+    <w:bookmarkEnd w:id="43"/>
+    <w:bookmarkStart w:id="45" w:name="ref-Froese2006"/>
     <w:p>
       <w:pPr>
         <w:pStyle w:val="Bibliography"/>
@@ -1081,7 +1092,7 @@
       <w:r>
         <w:t xml:space="preserve"> </w:t>
       </w:r>
-      <w:hyperlink r:id="rId43">
+      <w:hyperlink r:id="rId44">
         <w:r>
           <w:rPr>
             <w:rStyle w:val="Hyperlink"/>
@@ -1090,8 +1101,8 @@
         </w:r>
       </w:hyperlink>
     </w:p>
-    <w:bookmarkEnd w:id="44"/>
-    <w:bookmarkStart w:id="46" w:name="ref-Oke2022"/>
+    <w:bookmarkEnd w:id="45"/>
+    <w:bookmarkStart w:id="47" w:name="ref-Oke2022"/>
     <w:p>
       <w:pPr>
         <w:pStyle w:val="Bibliography"/>
@@ -1124,7 +1135,7 @@
       <w:r>
         <w:t xml:space="preserve"> </w:t>
       </w:r>
-      <w:hyperlink r:id="rId45">
+      <w:hyperlink r:id="rId46">
         <w:r>
           <w:rPr>
             <w:rStyle w:val="Hyperlink"/>
@@ -1133,8 +1144,8 @@
         </w:r>
       </w:hyperlink>
     </w:p>
-    <w:bookmarkEnd w:id="46"/>
-    <w:bookmarkStart w:id="48" w:name="ref-Rodgveller2019"/>
+    <w:bookmarkEnd w:id="47"/>
+    <w:bookmarkStart w:id="49" w:name="ref-Rodgveller2019"/>
     <w:p>
       <w:pPr>
         <w:pStyle w:val="Bibliography"/>
@@ -1180,7 +1191,7 @@
       <w:r>
         <w:t xml:space="preserve"> </w:t>
       </w:r>
-      <w:hyperlink r:id="rId47">
+      <w:hyperlink r:id="rId48">
         <w:r>
           <w:rPr>
             <w:rStyle w:val="Hyperlink"/>
@@ -1189,8 +1200,8 @@
         </w:r>
       </w:hyperlink>
     </w:p>
-    <w:bookmarkEnd w:id="48"/>
-    <w:bookmarkStart w:id="50" w:name="ref-Rogers2021"/>
+    <w:bookmarkEnd w:id="49"/>
+    <w:bookmarkStart w:id="51" w:name="ref-Rogers2021"/>
     <w:p>
       <w:pPr>
         <w:pStyle w:val="Bibliography"/>
@@ -1245,7 +1256,7 @@
       <w:r>
         <w:t xml:space="preserve"> </w:t>
       </w:r>
-      <w:hyperlink r:id="rId49">
+      <w:hyperlink r:id="rId50">
         <w:r>
           <w:rPr>
             <w:rStyle w:val="Hyperlink"/>
@@ -1254,8 +1265,8 @@
         </w:r>
       </w:hyperlink>
     </w:p>
-    <w:bookmarkEnd w:id="50"/>
-    <w:bookmarkStart w:id="52" w:name="ref-Stabeno2019"/>
+    <w:bookmarkEnd w:id="51"/>
+    <w:bookmarkStart w:id="53" w:name="ref-Stabeno2019"/>
     <w:p>
       <w:pPr>
         <w:pStyle w:val="Bibliography"/>
@@ -1301,7 +1312,7 @@
       <w:r>
         <w:t xml:space="preserve"> </w:t>
       </w:r>
-      <w:hyperlink r:id="rId51">
+      <w:hyperlink r:id="rId52">
         <w:r>
           <w:rPr>
             <w:rStyle w:val="Hyperlink"/>
@@ -1310,8 +1321,8 @@
         </w:r>
       </w:hyperlink>
     </w:p>
-    <w:bookmarkEnd w:id="52"/>
-    <w:bookmarkStart w:id="54" w:name="ref-Suryan2021"/>
+    <w:bookmarkEnd w:id="53"/>
+    <w:bookmarkStart w:id="55" w:name="ref-Suryan2021"/>
     <w:p>
       <w:pPr>
         <w:pStyle w:val="Bibliography"/>
@@ -1357,7 +1368,7 @@
       <w:r>
         <w:t xml:space="preserve"> </w:t>
       </w:r>
-      <w:hyperlink r:id="rId53">
+      <w:hyperlink r:id="rId54">
         <w:r>
           <w:rPr>
             <w:rStyle w:val="Hyperlink"/>
@@ -1366,9 +1377,9 @@
         </w:r>
       </w:hyperlink>
     </w:p>
-    <w:bookmarkEnd w:id="54"/>
     <w:bookmarkEnd w:id="55"/>
     <w:bookmarkEnd w:id="56"/>
+    <w:bookmarkEnd w:id="57"/>
     <w:sectPr/>
   </w:body>
 </w:document>
